--- a/SQL/Session-9/Session-9.docx
+++ b/SQL/Session-9/Session-9.docx
@@ -184,6 +184,9 @@
         </w:rPr>
       </w:pPr>
       <w:r>
+        <w:rPr>
+          <w:noProof/>
+        </w:rPr>
         <w:drawing>
           <wp:inline distT="0" distB="0" distL="0" distR="0" wp14:anchorId="076430A2" wp14:editId="29AA6070">
             <wp:extent cx="3673158" cy="701101"/>
@@ -502,6 +505,7 @@
         <w:rPr>
           <w:b/>
           <w:bCs/>
+          <w:noProof/>
         </w:rPr>
         <w:drawing>
           <wp:inline distT="0" distB="0" distL="0" distR="0" wp14:anchorId="6EA192C0" wp14:editId="75B173A5">
@@ -846,6 +850,7 @@
         <w:rPr>
           <w:b/>
           <w:bCs/>
+          <w:noProof/>
         </w:rPr>
         <w:drawing>
           <wp:inline distT="0" distB="0" distL="0" distR="0" wp14:anchorId="23B53F3E" wp14:editId="7B480290">
@@ -1262,6 +1267,9 @@
         <w:ind w:left="1440"/>
       </w:pPr>
       <w:r>
+        <w:rPr>
+          <w:noProof/>
+        </w:rPr>
         <w:drawing>
           <wp:inline distT="0" distB="0" distL="0" distR="0" wp14:anchorId="6EC740BA" wp14:editId="6D0B1009">
             <wp:extent cx="3894157" cy="952583"/>
@@ -1364,7 +1372,7 @@
     </w:p>
     <w:p>
       <w:pPr>
-        <w:ind w:left="1440"/>
+        <w:ind w:left="2160"/>
       </w:pPr>
       <w:r>
         <w:t>CREATE TABLE Wallet (</w:t>
@@ -1372,7 +1380,7 @@
     </w:p>
     <w:p>
       <w:pPr>
-        <w:ind w:left="1440"/>
+        <w:ind w:left="2160"/>
       </w:pPr>
       <w:r>
         <w:t xml:space="preserve">    </w:t>
@@ -1388,7 +1396,7 @@
     </w:p>
     <w:p>
       <w:pPr>
-        <w:ind w:left="1440"/>
+        <w:ind w:left="2160"/>
       </w:pPr>
       <w:r>
         <w:t xml:space="preserve">    balance </w:t>
@@ -1404,7 +1412,7 @@
     </w:p>
     <w:p>
       <w:pPr>
-        <w:ind w:left="1440"/>
+        <w:ind w:left="2160"/>
       </w:pPr>
       <w:r>
         <w:t>);</w:t>
@@ -1412,12 +1420,12 @@
     </w:p>
     <w:p>
       <w:pPr>
-        <w:ind w:left="1440"/>
-      </w:pPr>
-    </w:p>
-    <w:p>
-      <w:pPr>
-        <w:ind w:left="1440"/>
+        <w:ind w:left="2160"/>
+      </w:pPr>
+    </w:p>
+    <w:p>
+      <w:pPr>
+        <w:ind w:left="2160"/>
       </w:pPr>
       <w:r>
         <w:t>CREATE TABLE Expenses (</w:t>
@@ -1425,7 +1433,7 @@
     </w:p>
     <w:p>
       <w:pPr>
-        <w:ind w:left="1440"/>
+        <w:ind w:left="2160"/>
       </w:pPr>
       <w:r>
         <w:t xml:space="preserve">    </w:t>
@@ -1441,7 +1449,7 @@
     </w:p>
     <w:p>
       <w:pPr>
-        <w:ind w:left="1440"/>
+        <w:ind w:left="2160"/>
       </w:pPr>
       <w:r>
         <w:t xml:space="preserve">    </w:t>
@@ -1457,7 +1465,7 @@
     </w:p>
     <w:p>
       <w:pPr>
-        <w:ind w:left="1440"/>
+        <w:ind w:left="2160"/>
       </w:pPr>
       <w:r>
         <w:t xml:space="preserve">    amount </w:t>
@@ -1473,7 +1481,7 @@
     </w:p>
     <w:p>
       <w:pPr>
-        <w:ind w:left="1440"/>
+        <w:ind w:left="2160"/>
       </w:pPr>
       <w:r>
         <w:t>);</w:t>
@@ -1481,26 +1489,20 @@
     </w:p>
     <w:p>
       <w:pPr>
-        <w:ind w:left="1440"/>
-      </w:pPr>
-    </w:p>
-    <w:p>
-      <w:pPr>
-        <w:ind w:left="1440"/>
-      </w:pPr>
-      <w:r>
-        <w:t>INSERT INTO Wallet VALUES (</w:t>
-      </w:r>
-      <w:r>
-        <w:t>3</w:t>
-      </w:r>
-      <w:r>
-        <w:t>, 5000.00);</w:t>
-      </w:r>
-    </w:p>
-    <w:p>
-      <w:pPr>
-        <w:ind w:left="1440"/>
+        <w:ind w:left="2160"/>
+      </w:pPr>
+    </w:p>
+    <w:p>
+      <w:pPr>
+        <w:ind w:left="2160"/>
+      </w:pPr>
+      <w:r>
+        <w:t>INSERT INTO Wallet VALUES (3, 5000.00);</w:t>
+      </w:r>
+    </w:p>
+    <w:p>
+      <w:pPr>
+        <w:ind w:left="2160"/>
       </w:pPr>
       <w:r>
         <w:t>DELIMITER //</w:t>
@@ -1508,12 +1510,12 @@
     </w:p>
     <w:p>
       <w:pPr>
-        <w:ind w:left="1440"/>
-      </w:pPr>
-    </w:p>
-    <w:p>
-      <w:pPr>
-        <w:ind w:left="1440"/>
+        <w:ind w:left="2160"/>
+      </w:pPr>
+    </w:p>
+    <w:p>
+      <w:pPr>
+        <w:ind w:left="2160"/>
       </w:pPr>
       <w:r>
         <w:t xml:space="preserve">CREATE TRIGGER </w:t>
@@ -1526,7 +1528,7 @@
     </w:p>
     <w:p>
       <w:pPr>
-        <w:ind w:left="1440"/>
+        <w:ind w:left="2160"/>
       </w:pPr>
       <w:r>
         <w:t>AFTER INSERT ON Expenses</w:t>
@@ -1534,7 +1536,7 @@
     </w:p>
     <w:p>
       <w:pPr>
-        <w:ind w:left="1440"/>
+        <w:ind w:left="2160"/>
       </w:pPr>
       <w:r>
         <w:t>FOR EACH ROW</w:t>
@@ -1542,7 +1544,7 @@
     </w:p>
     <w:p>
       <w:pPr>
-        <w:ind w:left="1440"/>
+        <w:ind w:left="2160"/>
       </w:pPr>
       <w:r>
         <w:t>BEGIN</w:t>
@@ -1550,7 +1552,7 @@
     </w:p>
     <w:p>
       <w:pPr>
-        <w:ind w:left="1440"/>
+        <w:ind w:left="2160"/>
       </w:pPr>
       <w:r>
         <w:t xml:space="preserve">    UPDATE Wallet</w:t>
@@ -1558,7 +1560,7 @@
     </w:p>
     <w:p>
       <w:pPr>
-        <w:ind w:left="1440"/>
+        <w:ind w:left="2160"/>
       </w:pPr>
       <w:r>
         <w:t xml:space="preserve">    SET balance = balance + </w:t>
@@ -1571,7 +1573,7 @@
     </w:p>
     <w:p>
       <w:pPr>
-        <w:ind w:left="1440"/>
+        <w:ind w:left="2160"/>
       </w:pPr>
       <w:r>
         <w:t xml:space="preserve">    WHERE </w:t>
@@ -1595,7 +1597,7 @@
     </w:p>
     <w:p>
       <w:pPr>
-        <w:ind w:left="1440"/>
+        <w:ind w:left="2160"/>
       </w:pPr>
       <w:r>
         <w:t>END //</w:t>
@@ -1603,12 +1605,12 @@
     </w:p>
     <w:p>
       <w:pPr>
-        <w:ind w:left="1440"/>
-      </w:pPr>
-    </w:p>
-    <w:p>
-      <w:pPr>
-        <w:ind w:left="1440"/>
+        <w:ind w:left="2160"/>
+      </w:pPr>
+    </w:p>
+    <w:p>
+      <w:pPr>
+        <w:ind w:left="2160"/>
       </w:pPr>
       <w:proofErr w:type="gramStart"/>
       <w:r>
@@ -1618,12 +1620,12 @@
     </w:p>
     <w:p>
       <w:pPr>
-        <w:ind w:left="1440"/>
-      </w:pPr>
-    </w:p>
-    <w:p>
-      <w:pPr>
-        <w:ind w:left="1440"/>
+        <w:ind w:left="2160"/>
+      </w:pPr>
+    </w:p>
+    <w:p>
+      <w:pPr>
+        <w:ind w:left="2160"/>
       </w:pPr>
       <w:r>
         <w:lastRenderedPageBreak/>
@@ -1632,32 +1634,20 @@
     </w:p>
     <w:p>
       <w:pPr>
-        <w:ind w:left="1440"/>
-      </w:pPr>
-      <w:r>
-        <w:t>VALUES (10</w:t>
-      </w:r>
-      <w:r>
-        <w:t>2</w:t>
-      </w:r>
-      <w:r>
-        <w:t xml:space="preserve">, </w:t>
-      </w:r>
-      <w:r>
-        <w:t>2</w:t>
-      </w:r>
-      <w:r>
-        <w:t>, 1000.00);</w:t>
-      </w:r>
-    </w:p>
-    <w:p>
-      <w:pPr>
-        <w:ind w:left="1440"/>
-      </w:pPr>
-    </w:p>
-    <w:p>
-      <w:pPr>
-        <w:ind w:left="1440"/>
+        <w:ind w:left="2160"/>
+      </w:pPr>
+      <w:r>
+        <w:t>VALUES (102, 2, 1000.00);</w:t>
+      </w:r>
+    </w:p>
+    <w:p>
+      <w:pPr>
+        <w:ind w:left="2160"/>
+      </w:pPr>
+    </w:p>
+    <w:p>
+      <w:pPr>
+        <w:ind w:left="2160"/>
       </w:pPr>
       <w:r>
         <w:t>SELECT * FROM Wallet;</w:t>
@@ -1665,9 +1655,12 @@
     </w:p>
     <w:p>
       <w:pPr>
-        <w:ind w:left="1440"/>
-      </w:pPr>
-      <w:r>
+        <w:ind w:left="2160"/>
+      </w:pPr>
+      <w:r>
+        <w:rPr>
+          <w:noProof/>
+        </w:rPr>
         <w:drawing>
           <wp:inline distT="0" distB="0" distL="0" distR="0" wp14:anchorId="56C178C0" wp14:editId="574245AD">
             <wp:extent cx="3482642" cy="967824"/>
@@ -1707,7 +1700,7 @@
     </w:p>
     <w:p>
       <w:pPr>
-        <w:ind w:left="1440"/>
+        <w:ind w:left="2160"/>
       </w:pPr>
       <w:r>
         <w:t xml:space="preserve">DROP TRIGGER </w:t>
@@ -1723,12 +1716,12 @@
     </w:p>
     <w:p>
       <w:pPr>
-        <w:ind w:left="1440"/>
-      </w:pPr>
-    </w:p>
-    <w:p>
-      <w:pPr>
-        <w:ind w:left="1440"/>
+        <w:ind w:left="2160"/>
+      </w:pPr>
+    </w:p>
+    <w:p>
+      <w:pPr>
+        <w:ind w:left="2160"/>
       </w:pPr>
       <w:r>
         <w:t>DELIMITER //</w:t>
@@ -1736,12 +1729,12 @@
     </w:p>
     <w:p>
       <w:pPr>
-        <w:ind w:left="1440"/>
-      </w:pPr>
-    </w:p>
-    <w:p>
-      <w:pPr>
-        <w:ind w:left="1440"/>
+        <w:ind w:left="2160"/>
+      </w:pPr>
+    </w:p>
+    <w:p>
+      <w:pPr>
+        <w:ind w:left="2160"/>
       </w:pPr>
       <w:r>
         <w:t xml:space="preserve">CREATE TRIGGER </w:t>
@@ -1754,7 +1747,7 @@
     </w:p>
     <w:p>
       <w:pPr>
-        <w:ind w:left="1440"/>
+        <w:ind w:left="2160"/>
       </w:pPr>
       <w:r>
         <w:t>AFTER INSERT ON Expenses</w:t>
@@ -1762,7 +1755,7 @@
     </w:p>
     <w:p>
       <w:pPr>
-        <w:ind w:left="1440"/>
+        <w:ind w:left="2160"/>
       </w:pPr>
       <w:r>
         <w:t>FOR EACH ROW</w:t>
@@ -1770,7 +1763,7 @@
     </w:p>
     <w:p>
       <w:pPr>
-        <w:ind w:left="1440"/>
+        <w:ind w:left="2160"/>
       </w:pPr>
       <w:r>
         <w:t>BEGIN</w:t>
@@ -1778,7 +1771,7 @@
     </w:p>
     <w:p>
       <w:pPr>
-        <w:ind w:left="1440"/>
+        <w:ind w:left="2160"/>
       </w:pPr>
       <w:r>
         <w:t xml:space="preserve">    UPDATE Wallet</w:t>
@@ -1786,7 +1779,7 @@
     </w:p>
     <w:p>
       <w:pPr>
-        <w:ind w:left="1440"/>
+        <w:ind w:left="2160"/>
       </w:pPr>
       <w:r>
         <w:t xml:space="preserve">    SET balance = balance - </w:t>
@@ -1799,7 +1792,7 @@
     </w:p>
     <w:p>
       <w:pPr>
-        <w:ind w:left="1440"/>
+        <w:ind w:left="2160"/>
       </w:pPr>
       <w:r>
         <w:t xml:space="preserve">    WHERE </w:t>
@@ -1823,7 +1816,7 @@
     </w:p>
     <w:p>
       <w:pPr>
-        <w:ind w:left="1440"/>
+        <w:ind w:left="2160"/>
       </w:pPr>
       <w:r>
         <w:t>END //</w:t>
@@ -1831,12 +1824,12 @@
     </w:p>
     <w:p>
       <w:pPr>
-        <w:ind w:left="1440"/>
-      </w:pPr>
-    </w:p>
-    <w:p>
-      <w:pPr>
-        <w:ind w:left="1440"/>
+        <w:ind w:left="2160"/>
+      </w:pPr>
+    </w:p>
+    <w:p>
+      <w:pPr>
+        <w:ind w:left="2160"/>
       </w:pPr>
       <w:proofErr w:type="gramStart"/>
       <w:r>
@@ -1846,7 +1839,7 @@
     </w:p>
     <w:p>
       <w:pPr>
-        <w:ind w:left="1440"/>
+        <w:ind w:left="2160"/>
       </w:pPr>
       <w:r>
         <w:t>INSERT INTO Expenses</w:t>
@@ -1854,21 +1847,15 @@
     </w:p>
     <w:p>
       <w:pPr>
-        <w:ind w:left="1440"/>
-      </w:pPr>
-      <w:r>
-        <w:t>VALUES (10</w:t>
-      </w:r>
-      <w:r>
-        <w:t>3</w:t>
-      </w:r>
-      <w:r>
-        <w:t>, 1, 1000.00);</w:t>
-      </w:r>
-    </w:p>
-    <w:p>
-      <w:pPr>
-        <w:ind w:left="1440"/>
+        <w:ind w:left="2160"/>
+      </w:pPr>
+      <w:r>
+        <w:t>VALUES (103, 1, 1000.00);</w:t>
+      </w:r>
+    </w:p>
+    <w:p>
+      <w:pPr>
+        <w:ind w:left="2160"/>
       </w:pPr>
       <w:r>
         <w:t>SELECT * FROM Wallet;</w:t>
@@ -1876,9 +1863,12 @@
     </w:p>
     <w:p>
       <w:pPr>
-        <w:ind w:left="1440"/>
-      </w:pPr>
-      <w:r>
+        <w:ind w:left="2160"/>
+      </w:pPr>
+      <w:r>
+        <w:rPr>
+          <w:noProof/>
+        </w:rPr>
         <w:drawing>
           <wp:inline distT="0" distB="0" distL="0" distR="0" wp14:anchorId="043D53CA" wp14:editId="1B81CF5B">
             <wp:extent cx="3093720" cy="966788"/>
